--- a/RollyRoyalPlinko.docx
+++ b/RollyRoyalPlinko.docx
@@ -2606,6 +2606,931 @@
         <w:rPr>
           <w:rtl w:val="0"/>
         </w:rPr>
+      </w:r>
+    </w:p>
+    <w:p>
+      <w:r>
+        <w:br w:type="page"/>
+      </w:r>
+    </w:p>
+    <w:p>
+      <w:pPr>
+        <w:pStyle w:val="Heading1"/>
+      </w:pPr>
+      <w:r>
+        <w:t>Revision &amp; Feature Additions</w:t>
+      </w:r>
+    </w:p>
+    <w:p>
+      <w:pPr>
+        <w:pStyle w:val="BodyText"/>
+      </w:pPr>
+      <w:r>
+        <w:t>The following features were designed, implemented, and integrated into RollyRoyal Plinko after the initial submission, transforming it from a physics demo into a fully gamified arcade experience.</w:t>
+      </w:r>
+    </w:p>
+    <w:p>
+      <w:pPr>
+        <w:pStyle w:val="Heading2"/>
+      </w:pPr>
+      <w:r>
+        <w:t>1. Gamification Layer (XP, Levels, Achievements, Shop)</w:t>
+      </w:r>
+    </w:p>
+    <w:p>
+      <w:pPr>
+        <w:pStyle w:val="BodyText"/>
+      </w:pPr>
+      <w:r>
+        <w:t>A full progression system was built on top of the core physics engine:</w:t>
+      </w:r>
+    </w:p>
+    <w:p>
+      <w:pPr>
+        <w:pStyle w:val="ListParagraph"/>
+      </w:pPr>
+      <w:r>
+        <w:rPr>
+          <w:b/>
+        </w:rPr>
+        <w:t xml:space="preserve">• XP &amp; Levels: </w:t>
+      </w:r>
+      <w:r>
+        <w:t>Players earn XP per game and per win. Accumulating enough XP advances the player's level, displayed in the HUD.</w:t>
+      </w:r>
+    </w:p>
+    <w:p>
+      <w:pPr>
+        <w:pStyle w:val="ListParagraph"/>
+      </w:pPr>
+      <w:r>
+        <w:rPr>
+          <w:b/>
+        </w:rPr>
+        <w:t xml:space="preserve">• Achievements: </w:t>
+      </w:r>
+      <w:r>
+        <w:t>A set of unlockable achievements tracks milestones (e.g., first big win, long streaks). Unlocks trigger toast notifications.</w:t>
+      </w:r>
+    </w:p>
+    <w:p>
+      <w:pPr>
+        <w:pStyle w:val="ListParagraph"/>
+      </w:pPr>
+      <w:r>
+        <w:rPr>
+          <w:b/>
+        </w:rPr>
+        <w:t xml:space="preserve">• Shop: </w:t>
+      </w:r>
+      <w:r>
+        <w:t>An in-game shop allows players to spend Stars on powerups, ball skins, pet skins, and themes.</w:t>
+      </w:r>
+    </w:p>
+    <w:p>
+      <w:pPr>
+        <w:pStyle w:val="ListParagraph"/>
+      </w:pPr>
+      <w:r>
+        <w:rPr>
+          <w:b/>
+        </w:rPr>
+        <w:t xml:space="preserve">• Prestige System: </w:t>
+      </w:r>
+      <w:r>
+        <w:t>At Level 20, players may Prestige — resetting level/XP in exchange for a permanent +5% win multiplier per prestige rank.</w:t>
+      </w:r>
+    </w:p>
+    <w:p>
+      <w:pPr>
+        <w:pStyle w:val="Heading2"/>
+      </w:pPr>
+      <w:r>
+        <w:t>2. Currency Consolidation — Stars</w:t>
+      </w:r>
+    </w:p>
+    <w:p>
+      <w:pPr>
+        <w:pStyle w:val="BodyText"/>
+      </w:pPr>
+      <w:r>
+        <w:t>The original dual-currency system (balance + coins) was replaced by a single unified currency: Stars. Players start with 100 Stars. All shop purchases, rewards, and daily bonuses use Stars. Existing localStorage data is automatically migrated on first load.</w:t>
+      </w:r>
+    </w:p>
+    <w:p>
+      <w:pPr>
+        <w:pStyle w:val="Heading2"/>
+      </w:pPr>
+      <w:r>
+        <w:t>3. Theme System with Animated Backgrounds</w:t>
+      </w:r>
+    </w:p>
+    <w:p>
+      <w:pPr>
+        <w:pStyle w:val="BodyText"/>
+      </w:pPr>
+      <w:r>
+        <w:t>Seven visual themes were added, each overriding CSS variables and rendering a unique animated canvas background:</w:t>
+      </w:r>
+    </w:p>
+    <w:p>
+      <w:pPr>
+        <w:pStyle w:val="ListParagraph"/>
+      </w:pPr>
+      <w:r>
+        <w:rPr>
+          <w:b/>
+        </w:rPr>
+        <w:t xml:space="preserve">• Default: </w:t>
+      </w:r>
+      <w:r>
+        <w:t>Classic gold-on-dark arcade look.</w:t>
+      </w:r>
+    </w:p>
+    <w:p>
+      <w:pPr>
+        <w:pStyle w:val="ListParagraph"/>
+      </w:pPr>
+      <w:r>
+        <w:rPr>
+          <w:b/>
+        </w:rPr>
+        <w:t xml:space="preserve">• Neon: </w:t>
+      </w:r>
+      <w:r>
+        <w:t>Cyan/magenta neon glow; balls glow like neon tubes.</w:t>
+      </w:r>
+    </w:p>
+    <w:p>
+      <w:pPr>
+        <w:pStyle w:val="ListParagraph"/>
+      </w:pPr>
+      <w:r>
+        <w:rPr>
+          <w:b/>
+        </w:rPr>
+        <w:t xml:space="preserve">• Gold Rush: </w:t>
+      </w:r>
+      <w:r>
+        <w:t>Warm amber palette; ball rendered as a gold coin emoji.</w:t>
+      </w:r>
+    </w:p>
+    <w:p>
+      <w:pPr>
+        <w:pStyle w:val="ListParagraph"/>
+      </w:pPr>
+      <w:r>
+        <w:rPr>
+          <w:b/>
+        </w:rPr>
+        <w:t xml:space="preserve">• Galaxy: </w:t>
+      </w:r>
+      <w:r>
+        <w:t>Star field with procedural shooting stars streaking across the background.</w:t>
+      </w:r>
+    </w:p>
+    <w:p>
+      <w:pPr>
+        <w:pStyle w:val="ListParagraph"/>
+      </w:pPr>
+      <w:r>
+        <w:rPr>
+          <w:b/>
+        </w:rPr>
+        <w:t xml:space="preserve">• Deep Sea: </w:t>
+      </w:r>
+      <w:r>
+        <w:t>Bioluminescent bubbles rising through a dark teal ocean.</w:t>
+      </w:r>
+    </w:p>
+    <w:p>
+      <w:pPr>
+        <w:pStyle w:val="ListParagraph"/>
+      </w:pPr>
+      <w:r>
+        <w:rPr>
+          <w:b/>
+        </w:rPr>
+        <w:t xml:space="preserve">• Inferno: </w:t>
+      </w:r>
+      <w:r>
+        <w:t>Rising ember particles and heat-distortion atmosphere.</w:t>
+      </w:r>
+    </w:p>
+    <w:p>
+      <w:pPr>
+        <w:pStyle w:val="ListParagraph"/>
+      </w:pPr>
+      <w:r>
+        <w:rPr>
+          <w:b/>
+        </w:rPr>
+        <w:t xml:space="preserve">• Cherry Blossom: </w:t>
+      </w:r>
+      <w:r>
+        <w:t>Drifting pink petals falling across a soft gradient sky.</w:t>
+      </w:r>
+    </w:p>
+    <w:p>
+      <w:pPr>
+        <w:pStyle w:val="ListParagraph"/>
+      </w:pPr>
+      <w:r>
+        <w:rPr>
+          <w:b/>
+        </w:rPr>
+        <w:t xml:space="preserve">• Retro Arcade: </w:t>
+      </w:r>
+      <w:r>
+        <w:t>CRT scanline overlay with a sweeping scan beam; pixel-art atmosphere.</w:t>
+      </w:r>
+    </w:p>
+    <w:p>
+      <w:pPr>
+        <w:pStyle w:val="Heading2"/>
+      </w:pPr>
+      <w:r>
+        <w:t>4. Fire Streak System</w:t>
+      </w:r>
+    </w:p>
+    <w:p>
+      <w:pPr>
+        <w:pStyle w:val="BodyText"/>
+      </w:pPr>
+      <w:r>
+        <w:t>Consecutive wins build a streak counter displayed in the HUD. At streak thresholds the ball's visual appearance changes:</w:t>
+      </w:r>
+    </w:p>
+    <w:p>
+      <w:pPr>
+        <w:pStyle w:val="ListParagraph"/>
+      </w:pPr>
+      <w:r>
+        <w:rPr>
+          <w:b/>
+        </w:rPr>
+        <w:t xml:space="preserve">• Streak &gt;= 5: </w:t>
+      </w:r>
+      <w:r>
+        <w:t>Orange fire glow.</w:t>
+      </w:r>
+    </w:p>
+    <w:p>
+      <w:pPr>
+        <w:pStyle w:val="ListParagraph"/>
+      </w:pPr>
+      <w:r>
+        <w:rPr>
+          <w:b/>
+        </w:rPr>
+        <w:t xml:space="preserve">• Streak &gt;= 10: </w:t>
+      </w:r>
+      <w:r>
+        <w:t>Blue fire — intense heat visual.</w:t>
+      </w:r>
+    </w:p>
+    <w:p>
+      <w:pPr>
+        <w:pStyle w:val="ListParagraph"/>
+      </w:pPr>
+      <w:r>
+        <w:rPr>
+          <w:b/>
+        </w:rPr>
+        <w:t xml:space="preserve">• Streak &gt;= 15: </w:t>
+      </w:r>
+      <w:r>
+        <w:t>Pink/magenta fire — ultra-hot tier.</w:t>
+      </w:r>
+    </w:p>
+    <w:p>
+      <w:pPr>
+        <w:pStyle w:val="BodyText"/>
+      </w:pPr>
+      <w:r>
+        <w:t>The fire effect uses a per-tier color palette applied as a canvas shadow glow on each ball draw call. Streak glow takes visual priority over theme-specific ball glow.</w:t>
+      </w:r>
+    </w:p>
+    <w:p>
+      <w:pPr>
+        <w:pStyle w:val="Heading2"/>
+      </w:pPr>
+      <w:r>
+        <w:t>5. Ball Skins</w:t>
+      </w:r>
+    </w:p>
+    <w:p>
+      <w:pPr>
+        <w:pStyle w:val="BodyText"/>
+      </w:pPr>
+      <w:r>
+        <w:t>Six cosmetic ball skins purchasable from the Shop:</w:t>
+      </w:r>
+    </w:p>
+    <w:p>
+      <w:pPr>
+        <w:pStyle w:val="ListParagraph"/>
+      </w:pPr>
+      <w:r>
+        <w:t>• Default (solid theme color)</w:t>
+      </w:r>
+    </w:p>
+    <w:p>
+      <w:pPr>
+        <w:pStyle w:val="ListParagraph"/>
+      </w:pPr>
+      <w:r>
+        <w:t>• Flame (red/orange radial gradient)</w:t>
+      </w:r>
+    </w:p>
+    <w:p>
+      <w:pPr>
+        <w:pStyle w:val="ListParagraph"/>
+      </w:pPr>
+      <w:r>
+        <w:t>• Rainbow (hue-rotating per frame)</w:t>
+      </w:r>
+    </w:p>
+    <w:p>
+      <w:pPr>
+        <w:pStyle w:val="ListParagraph"/>
+      </w:pPr>
+      <w:r>
+        <w:t>• Ghost (translucent white)</w:t>
+      </w:r>
+    </w:p>
+    <w:p>
+      <w:pPr>
+        <w:pStyle w:val="ListParagraph"/>
+      </w:pPr>
+      <w:r>
+        <w:t>• Ice (blue crystalline gradient)</w:t>
+      </w:r>
+    </w:p>
+    <w:p>
+      <w:pPr>
+        <w:pStyle w:val="ListParagraph"/>
+      </w:pPr>
+      <w:r>
+        <w:t>• Dark Matter (deep purple with void glow)</w:t>
+      </w:r>
+    </w:p>
+    <w:p>
+      <w:pPr>
+        <w:pStyle w:val="BodyText"/>
+      </w:pPr>
+      <w:r>
+        <w:t>Active skin overrides theme ball color at draw time.</w:t>
+      </w:r>
+    </w:p>
+    <w:p>
+      <w:pPr>
+        <w:pStyle w:val="Heading2"/>
+      </w:pPr>
+      <w:r>
+        <w:t>6. Lucky Spin — Daily Prize Wheel</w:t>
+      </w:r>
+    </w:p>
+    <w:p>
+      <w:pPr>
+        <w:pStyle w:val="BodyText"/>
+      </w:pPr>
+      <w:r>
+        <w:t>A daily prize wheel triggered once per calendar day via the HUD. The wheel is drawn procedurally on an HTML5 Canvas with 8 prize segments. Spin physics use a geometric deceleration curve; the winner is derived from the wheel's final resting angle. Prizes: 5, 10, 20, 35, 50, 100 Stars and powerup items (Lucky Charm, Shield).</w:t>
+      </w:r>
+    </w:p>
+    <w:p>
+      <w:pPr>
+        <w:pStyle w:val="Heading2"/>
+      </w:pPr>
+      <w:r>
+        <w:t>7. Jackpot Meter</w:t>
+      </w:r>
+    </w:p>
+    <w:p>
+      <w:pPr>
+        <w:pStyle w:val="BodyText"/>
+      </w:pPr>
+      <w:r>
+        <w:t>A fill bar in the HUD tracks a Jackpot Meter (0-100). Each loss increments the meter; a big win drains it. When the meter reaches 100% it pulses and grants the player a powerup reward. This mechanic rewards persistence during bad-luck streaks.</w:t>
+      </w:r>
+    </w:p>
+    <w:p>
+      <w:pPr>
+        <w:pStyle w:val="Heading2"/>
+      </w:pPr>
+      <w:r>
+        <w:t>8. Slow-Motion on Big Wins</w:t>
+      </w:r>
+    </w:p>
+    <w:p>
+      <w:pPr>
+        <w:pStyle w:val="BodyText"/>
+      </w:pPr>
+      <w:r>
+        <w:t>When a ball lands on a 25x or higher multiplier slot, the physics simulation enters slow-motion for 90 frames — gravity and friction multipliers drop dramatically, creating a cinematic landing moment before the win is registered.</w:t>
+      </w:r>
+    </w:p>
+    <w:p>
+      <w:pPr>
+        <w:pStyle w:val="Heading2"/>
+      </w:pPr>
+      <w:r>
+        <w:t>9. Auto-Bet Strategies</w:t>
+      </w:r>
+    </w:p>
+    <w:p>
+      <w:pPr>
+        <w:pStyle w:val="BodyText"/>
+      </w:pPr>
+      <w:r>
+        <w:t>A strategy selector in the HUD gives players three betting modes:</w:t>
+      </w:r>
+    </w:p>
+    <w:p>
+      <w:pPr>
+        <w:pStyle w:val="ListParagraph"/>
+      </w:pPr>
+      <w:r>
+        <w:rPr>
+          <w:b/>
+        </w:rPr>
+        <w:t xml:space="preserve">• Flat: </w:t>
+      </w:r>
+      <w:r>
+        <w:t>Bet stays constant every drop.</w:t>
+      </w:r>
+    </w:p>
+    <w:p>
+      <w:pPr>
+        <w:pStyle w:val="ListParagraph"/>
+      </w:pPr>
+      <w:r>
+        <w:rPr>
+          <w:b/>
+        </w:rPr>
+        <w:t xml:space="preserve">• Martingale: </w:t>
+      </w:r>
+      <w:r>
+        <w:t>Bet doubles after each loss; resets to base on win.</w:t>
+      </w:r>
+    </w:p>
+    <w:p>
+      <w:pPr>
+        <w:pStyle w:val="ListParagraph"/>
+      </w:pPr>
+      <w:r>
+        <w:rPr>
+          <w:b/>
+        </w:rPr>
+        <w:t xml:space="preserve">• Anti-Martingale: </w:t>
+      </w:r>
+      <w:r>
+        <w:t>Bet doubles after each win; resets to base on loss.</w:t>
+      </w:r>
+    </w:p>
+    <w:p>
+      <w:pPr>
+        <w:pStyle w:val="Heading2"/>
+      </w:pPr>
+      <w:r>
+        <w:t>10. Stats Sparkline</w:t>
+      </w:r>
+    </w:p>
+    <w:p>
+      <w:pPr>
+        <w:pStyle w:val="BodyText"/>
+      </w:pPr>
+      <w:r>
+        <w:t>The Stats panel includes a mini line chart rendered on a secondary canvas element. It plots the last 20 balance readings as a gold line chart, giving players a quick visual read of their recent performance trend.</w:t>
+      </w:r>
+    </w:p>
+    <w:p>
+      <w:pPr>
+        <w:pStyle w:val="Heading2"/>
+      </w:pPr>
+      <w:r>
+        <w:t>11. Peg Ping Ripples</w:t>
+      </w:r>
+    </w:p>
+    <w:p>
+      <w:pPr>
+        <w:pStyle w:val="BodyText"/>
+      </w:pPr>
+      <w:r>
+        <w:t>Each time a ball collides with a peg, an expanding ring ripple is emitted from the peg's position. Ripples scale outward and fade in opacity over ~20 frames, providing tactile visual feedback for every bounce.</w:t>
+      </w:r>
+    </w:p>
+    <w:p>
+      <w:pPr>
+        <w:pStyle w:val="Heading2"/>
+      </w:pPr>
+      <w:r>
+        <w:t>12. 2.5D Pet Stage — LABOBO Characters</w:t>
+      </w:r>
+    </w:p>
+    <w:p>
+      <w:pPr>
+        <w:pStyle w:val="BodyText"/>
+      </w:pPr>
+      <w:r>
+        <w:t>A dedicated pet stage panel sits below the game board, rendered on a separate canvas. Seven chibi LABOBO characters — one per team member — walk, idle, and react to game events in real time:</w:t>
+      </w:r>
+    </w:p>
+    <w:p>
+      <w:pPr>
+        <w:pStyle w:val="ListParagraph"/>
+      </w:pPr>
+      <w:r>
+        <w:t>• Alwyn</w:t>
+      </w:r>
+    </w:p>
+    <w:p>
+      <w:pPr>
+        <w:pStyle w:val="ListParagraph"/>
+      </w:pPr>
+      <w:r>
+        <w:t>• Asher</w:t>
+      </w:r>
+    </w:p>
+    <w:p>
+      <w:pPr>
+        <w:pStyle w:val="ListParagraph"/>
+      </w:pPr>
+      <w:r>
+        <w:t>• Beto</w:t>
+      </w:r>
+    </w:p>
+    <w:p>
+      <w:pPr>
+        <w:pStyle w:val="ListParagraph"/>
+      </w:pPr>
+      <w:r>
+        <w:t>• Colmo</w:t>
+      </w:r>
+    </w:p>
+    <w:p>
+      <w:pPr>
+        <w:pStyle w:val="ListParagraph"/>
+      </w:pPr>
+      <w:r>
+        <w:t>• Gab</w:t>
+      </w:r>
+    </w:p>
+    <w:p>
+      <w:pPr>
+        <w:pStyle w:val="ListParagraph"/>
+      </w:pPr>
+      <w:r>
+        <w:t>• Kyle</w:t>
+      </w:r>
+    </w:p>
+    <w:p>
+      <w:pPr>
+        <w:pStyle w:val="ListParagraph"/>
+      </w:pPr>
+      <w:r>
+        <w:t>• Renz</w:t>
+      </w:r>
+    </w:p>
+    <w:p>
+      <w:pPr>
+        <w:pStyle w:val="BodyText"/>
+      </w:pPr>
+      <w:r>
+        <w:t>Each character is rendered from a sprite sheet (5 animation frames x 3 rows: happy, sad, jackpot). The stage uses a 2.5D perspective illusion with a floor gradient and a faint reflected copy of each sprite beneath them.</w:t>
+      </w:r>
+    </w:p>
+    <w:p>
+      <w:pPr>
+        <w:pStyle w:val="Heading2"/>
+      </w:pPr>
+      <w:r>
+        <w:t>13. Pet Behavior &amp; Interaction System</w:t>
+      </w:r>
+    </w:p>
+    <w:p>
+      <w:pPr>
+        <w:pStyle w:val="BodyText"/>
+      </w:pPr>
+      <w:r>
+        <w:t>Pets are governed by a personality-driven state machine:</w:t>
+      </w:r>
+    </w:p>
+    <w:p>
+      <w:pPr>
+        <w:pStyle w:val="ListParagraph"/>
+      </w:pPr>
+      <w:r>
+        <w:rPr>
+          <w:b/>
+        </w:rPr>
+        <w:t xml:space="preserve">• Happy / Sad: </w:t>
+      </w:r>
+      <w:r>
+        <w:t>Default walking state. Direction and speed vary per pet personality.</w:t>
+      </w:r>
+    </w:p>
+    <w:p>
+      <w:pPr>
+        <w:pStyle w:val="ListParagraph"/>
+      </w:pPr>
+      <w:r>
+        <w:rPr>
+          <w:b/>
+        </w:rPr>
+        <w:t xml:space="preserve">• Jackpot: </w:t>
+      </w:r>
+      <w:r>
+        <w:t>Triggered on 10x or higher win. Pet jumps with a sine-wave bounce for ~3 seconds.</w:t>
+      </w:r>
+    </w:p>
+    <w:p>
+      <w:pPr>
+        <w:pStyle w:val="ListParagraph"/>
+      </w:pPr>
+      <w:r>
+        <w:rPr>
+          <w:b/>
+        </w:rPr>
+        <w:t xml:space="preserve">• Greeting: </w:t>
+      </w:r>
+      <w:r>
+        <w:t>Two pets within ~1 body-width stop, face each other, and perform an excited head-wobble bob for 2-4 seconds before walking away.</w:t>
+      </w:r>
+    </w:p>
+    <w:p>
+      <w:pPr>
+        <w:pStyle w:val="ListParagraph"/>
+      </w:pPr>
+      <w:r>
+        <w:rPr>
+          <w:b/>
+        </w:rPr>
+        <w:t xml:space="preserve">• Chasing: </w:t>
+      </w:r>
+      <w:r>
+        <w:t>Occasionally a pet sprints toward a random other pet at 2.2x speed. Catching them triggers greeting.</w:t>
+      </w:r>
+    </w:p>
+    <w:p>
+      <w:pPr>
+        <w:pStyle w:val="BodyText"/>
+      </w:pPr>
+      <w:r>
+        <w:t>Idle personality actions (randomised every 1.5-5 seconds): small hop with squash-on-landing, speed burst, brief pause, or direction change.</w:t>
+      </w:r>
+    </w:p>
+    <w:p>
+      <w:pPr>
+        <w:pStyle w:val="Heading2"/>
+      </w:pPr>
+      <w:r>
+        <w:t>14. Speech Bubble Conversation System</w:t>
+      </w:r>
+    </w:p>
+    <w:p>
+      <w:pPr>
+        <w:pStyle w:val="BodyText"/>
+      </w:pPr>
+      <w:r>
+        <w:t>Pets display Terraria-style speech bubbles drawn in screen space — rounded-rectangle body with a triangular tail pointing to the speaker. Bubbles fade in, hold, then fade out. Dialogue is triggered contextually:</w:t>
+      </w:r>
+    </w:p>
+    <w:p>
+      <w:pPr>
+        <w:pStyle w:val="ListParagraph"/>
+      </w:pPr>
+      <w:r>
+        <w:rPr>
+          <w:b/>
+        </w:rPr>
+        <w:t xml:space="preserve">• Greeting: </w:t>
+      </w:r>
+      <w:r>
+        <w:t>Pet A says an opener, Pet B replies ~1 second later.</w:t>
+      </w:r>
+    </w:p>
+    <w:p>
+      <w:pPr>
+        <w:pStyle w:val="ListParagraph"/>
+      </w:pPr>
+      <w:r>
+        <w:rPr>
+          <w:b/>
+        </w:rPr>
+        <w:t xml:space="preserve">• Chase: </w:t>
+      </w:r>
+      <w:r>
+        <w:t>Chaser: "Wait up!" / Target: "Ahh!!".</w:t>
+      </w:r>
+    </w:p>
+    <w:p>
+      <w:pPr>
+        <w:pStyle w:val="ListParagraph"/>
+      </w:pPr>
+      <w:r>
+        <w:rPr>
+          <w:b/>
+        </w:rPr>
+        <w:t xml:space="preserve">• Jackpot win: </w:t>
+      </w:r>
+      <w:r>
+        <w:t>"WOOO!!", "JACKPOT!!", "NO WAY!!".</w:t>
+      </w:r>
+    </w:p>
+    <w:p>
+      <w:pPr>
+        <w:pStyle w:val="ListParagraph"/>
+      </w:pPr>
+      <w:r>
+        <w:rPr>
+          <w:b/>
+        </w:rPr>
+        <w:t xml:space="preserve">• Regular win: </w:t>
+      </w:r>
+      <w:r>
+        <w:t>50% chance of "Nice!", "EZ money", "Cha-ching!".</w:t>
+      </w:r>
+    </w:p>
+    <w:p>
+      <w:pPr>
+        <w:pStyle w:val="ListParagraph"/>
+      </w:pPr>
+      <w:r>
+        <w:rPr>
+          <w:b/>
+        </w:rPr>
+        <w:t xml:space="preserve">• Loss: </w:t>
+      </w:r>
+      <w:r>
+        <w:t>60% chance of "Oof...", "Bruh.", "L + ratio".</w:t>
+      </w:r>
+    </w:p>
+    <w:p>
+      <w:pPr>
+        <w:pStyle w:val="ListParagraph"/>
+      </w:pPr>
+      <w:r>
+        <w:rPr>
+          <w:b/>
+        </w:rPr>
+        <w:t xml:space="preserve">• Idle: </w:t>
+      </w:r>
+      <w:r>
+        <w:t>Ambient mumbles: "...", "*yawn*", "la la la".</w:t>
+      </w:r>
+    </w:p>
+    <w:p>
+      <w:pPr>
+        <w:pStyle w:val="Heading2"/>
+      </w:pPr>
+      <w:r>
+        <w:t>15. Pet Skins — Pink Variants</w:t>
+      </w:r>
+    </w:p>
+    <w:p>
+      <w:pPr>
+        <w:pStyle w:val="BodyText"/>
+      </w:pPr>
+      <w:r>
+        <w:t>Each LABOBO character has an alternate Pink costume skin purchasable from the Shop. Skins are stored per-pet in localStorage and applied at sprite load time via getPetSpriteFile() lookup. Supported formats: PNG and WebP.</w:t>
+      </w:r>
+    </w:p>
+    <w:p>
+      <w:pPr>
+        <w:pStyle w:val="Heading2"/>
+      </w:pPr>
+      <w:r>
+        <w:t>Updated Scope Summary</w:t>
+      </w:r>
+    </w:p>
+    <w:p>
+      <w:pPr>
+        <w:pStyle w:val="ListParagraph"/>
+      </w:pPr>
+      <w:r>
+        <w:t>• XP / Level / Prestige progression system</w:t>
+      </w:r>
+    </w:p>
+    <w:p>
+      <w:pPr>
+        <w:pStyle w:val="ListParagraph"/>
+      </w:pPr>
+      <w:r>
+        <w:t>• Achievement system with toast notifications</w:t>
+      </w:r>
+    </w:p>
+    <w:p>
+      <w:pPr>
+        <w:pStyle w:val="ListParagraph"/>
+      </w:pPr>
+      <w:r>
+        <w:t>• In-game Shop with Stars currency</w:t>
+      </w:r>
+    </w:p>
+    <w:p>
+      <w:pPr>
+        <w:pStyle w:val="ListParagraph"/>
+      </w:pPr>
+      <w:r>
+        <w:t>• Seven themed visual environments with animated backgrounds</w:t>
+      </w:r>
+    </w:p>
+    <w:p>
+      <w:pPr>
+        <w:pStyle w:val="ListParagraph"/>
+      </w:pPr>
+      <w:r>
+        <w:t>• Fire streak visual escalation (orange to blue to pink fire)</w:t>
+      </w:r>
+    </w:p>
+    <w:p>
+      <w:pPr>
+        <w:pStyle w:val="ListParagraph"/>
+      </w:pPr>
+      <w:r>
+        <w:t>• Six cosmetic ball skins</w:t>
+      </w:r>
+    </w:p>
+    <w:p>
+      <w:pPr>
+        <w:pStyle w:val="ListParagraph"/>
+      </w:pPr>
+      <w:r>
+        <w:t>• Daily Lucky Spin prize wheel</w:t>
+      </w:r>
+    </w:p>
+    <w:p>
+      <w:pPr>
+        <w:pStyle w:val="ListParagraph"/>
+      </w:pPr>
+      <w:r>
+        <w:t>• Jackpot Meter powerup mechanic</w:t>
+      </w:r>
+    </w:p>
+    <w:p>
+      <w:pPr>
+        <w:pStyle w:val="ListParagraph"/>
+      </w:pPr>
+      <w:r>
+        <w:t>• Slow-motion cinematic on 25x wins</w:t>
+      </w:r>
+    </w:p>
+    <w:p>
+      <w:pPr>
+        <w:pStyle w:val="ListParagraph"/>
+      </w:pPr>
+      <w:r>
+        <w:t>• Martingale / Anti-Martingale auto-bet strategies</w:t>
+      </w:r>
+    </w:p>
+    <w:p>
+      <w:pPr>
+        <w:pStyle w:val="ListParagraph"/>
+      </w:pPr>
+      <w:r>
+        <w:t>• Balance sparkline chart in Stats panel</w:t>
+      </w:r>
+    </w:p>
+    <w:p>
+      <w:pPr>
+        <w:pStyle w:val="ListParagraph"/>
+      </w:pPr>
+      <w:r>
+        <w:t>• Peg collision ripple particles</w:t>
+      </w:r>
+    </w:p>
+    <w:p>
+      <w:pPr>
+        <w:pStyle w:val="ListParagraph"/>
+      </w:pPr>
+      <w:r>
+        <w:t>• 2.5D pet stage with 7 LABOBO chibi characters</w:t>
+      </w:r>
+    </w:p>
+    <w:p>
+      <w:pPr>
+        <w:pStyle w:val="ListParagraph"/>
+      </w:pPr>
+      <w:r>
+        <w:t>• Pet state machine: happy, sad, jackpot, greeting, chasing</w:t>
+      </w:r>
+    </w:p>
+    <w:p>
+      <w:pPr>
+        <w:pStyle w:val="ListParagraph"/>
+      </w:pPr>
+      <w:r>
+        <w:t>• Speech bubble conversation system with contextual dialogue</w:t>
+      </w:r>
+    </w:p>
+    <w:p>
+      <w:pPr>
+        <w:pStyle w:val="ListParagraph"/>
+      </w:pPr>
+      <w:r>
+        <w:t>• Pet cosmetic skins (pink variants) with WebP support</w:t>
       </w:r>
     </w:p>
     <w:sectPr>
